--- a/Course/7 Weekly Plan - Homework and Consolidation (Year 12)/Week 15 (04 Jan) - 1.4.1 Binary, negatives, hex/1 End-of-Topic Worksheet 1.4 (drills) (typeable).docx
+++ b/Course/7 Weekly Plan - Homework and Consolidation (Year 12)/Week 15 (04 Jan) - 1.4.1 Binary, negatives, hex/1 End-of-Topic Worksheet 1.4 (drills) (typeable).docx
@@ -5010,969 +5010,937 @@
         <w:t xml:space="preserve"> (AO1)</w:t>
       </w:r>
     </w:p>
+    <w:tbl>
+      <w:tblPr>
+        <w:tblStyle w:val="TableGrid"/>
+        <w:tblW w:type="auto" w:w="0"/>
+        <w:tblLook w:firstColumn="1" w:firstRow="1" w:lastColumn="0" w:lastRow="0" w:noHBand="0" w:noVBand="1" w:val="04A0"/>
+      </w:tblPr>
+      <w:tblGrid>
+        <w:gridCol w:w="8640"/>
+      </w:tblGrid>
+      <w:tr>
+        <w:trPr>
+          <w:trHeight w:val="1020" w:hRule="atLeast"/>
+        </w:trPr>
+        <w:tc>
+          <w:tcPr>
+            <w:tcW w:type="dxa" w:w="8640"/>
+          </w:tcPr>
+          <w:p>
+            <w:pPr>
+              <w:spacing w:before="40"/>
+            </w:pPr>
+          </w:p>
+        </w:tc>
+      </w:tr>
+    </w:tbl>
+    <w:p/>
     <w:p>
-      <w:pPr>
-        <w:spacing w:before="260"/>
-        <w:pBdr>
-          <w:bottom w:val="single" w:sz="4" w:space="1" w:color="AAB4C0"/>
-        </w:pBdr>
-      </w:pPr>
+      <w:r>
+        <w:rPr>
+          <w:rFonts w:ascii="Consolas" w:hAnsi="Consolas"/>
+          <w:b w:val="0"/>
+          <w:i w:val="0"/>
+          <w:sz w:val="19"/>
+        </w:rPr>
+        <w:t>_______________________________________________________________</w:t>
+      </w:r>
     </w:p>
     <w:p>
-      <w:pPr>
-        <w:spacing w:before="260"/>
-        <w:pBdr>
-          <w:bottom w:val="single" w:sz="4" w:space="1" w:color="AAB4C0"/>
-        </w:pBdr>
-      </w:pPr>
+      <w:r>
+        <w:rPr>
+          <w:rFonts w:ascii="Consolas" w:hAnsi="Consolas"/>
+          <w:b w:val="0"/>
+          <w:i w:val="0"/>
+          <w:sz w:val="19"/>
+        </w:rPr>
+        <w:t>_______________________________________________________________</w:t>
+      </w:r>
     </w:p>
     <w:p>
-      <w:pPr>
-        <w:spacing w:before="260"/>
-        <w:pBdr>
-          <w:bottom w:val="single" w:sz="4" w:space="1" w:color="AAB4C0"/>
-        </w:pBdr>
-      </w:pPr>
+      <w:r>
+        <w:rPr>
+          <w:b/>
+          <w:i w:val="0"/>
+        </w:rPr>
+        <w:t>Q2</w:t>
+      </w:r>
+      <w:r>
+        <w:rPr>
+          <w:b w:val="0"/>
+          <w:i w:val="0"/>
+        </w:rPr>
+        <w:t xml:space="preserve"> A weather station records air temperatures between −60 °C and +60 °C and stores each reading as an </w:t>
+      </w:r>
+      <w:r>
+        <w:rPr>
+          <w:b/>
+          <w:i w:val="0"/>
+        </w:rPr>
+        <w:t>8-bit two's complement</w:t>
+      </w:r>
+      <w:r>
+        <w:rPr>
+          <w:b w:val="0"/>
+          <w:i w:val="0"/>
+        </w:rPr>
+        <w:t xml:space="preserve"> integer.</w:t>
+      </w:r>
     </w:p>
     <w:p>
       <w:r>
         <w:rPr>
+          <w:b w:val="0"/>
+          <w:i w:val="0"/>
+        </w:rPr>
+        <w:t xml:space="preserve">Show how the temperature </w:t>
+      </w:r>
+      <w:r>
+        <w:rPr>
+          <w:b/>
+          <w:i w:val="0"/>
+        </w:rPr>
+        <w:t>−45</w:t>
+      </w:r>
+      <w:r>
+        <w:rPr>
+          <w:b w:val="0"/>
+          <w:i w:val="0"/>
+        </w:rPr>
+        <w:t xml:space="preserve"> is stored. </w:t>
+      </w:r>
+      <w:r>
+        <w:rPr>
+          <w:b w:val="0"/>
+          <w:i/>
+        </w:rPr>
+        <w:t>You must show your working.</w:t>
+      </w:r>
+      <w:r>
+        <w:rPr>
+          <w:b w:val="0"/>
+          <w:i w:val="0"/>
+        </w:rPr>
+        <w:t xml:space="preserve"> </w:t>
+      </w:r>
+      <w:r>
+        <w:rPr>
+          <w:b/>
+          <w:i w:val="0"/>
+        </w:rPr>
+        <w:t>[3]</w:t>
+      </w:r>
+      <w:r>
+        <w:rPr>
+          <w:b w:val="0"/>
+          <w:i w:val="0"/>
+        </w:rPr>
+        <w:t xml:space="preserve"> (AO2)</w:t>
+      </w:r>
+    </w:p>
+    <w:tbl>
+      <w:tblPr>
+        <w:tblStyle w:val="TableGrid"/>
+        <w:tblW w:type="auto" w:w="0"/>
+        <w:tblLook w:firstColumn="1" w:firstRow="1" w:lastColumn="0" w:lastRow="0" w:noHBand="0" w:noVBand="1" w:val="04A0"/>
+      </w:tblPr>
+      <w:tblGrid>
+        <w:gridCol w:w="8640"/>
+      </w:tblGrid>
+      <w:tr>
+        <w:trPr>
+          <w:trHeight w:val="1360" w:hRule="atLeast"/>
+        </w:trPr>
+        <w:tc>
+          <w:tcPr>
+            <w:tcW w:type="dxa" w:w="8640"/>
+          </w:tcPr>
+          <w:p>
+            <w:pPr>
+              <w:spacing w:before="40"/>
+            </w:pPr>
+          </w:p>
+        </w:tc>
+      </w:tr>
+    </w:tbl>
+    <w:p/>
+    <w:p>
+      <w:r>
+        <w:rPr>
+          <w:b/>
+          <w:i w:val="0"/>
+        </w:rPr>
+        <w:t>Working space:</w:t>
+      </w:r>
+    </w:p>
+    <w:p>
+      <w:r>
+        <w:rPr>
+          <w:b w:val="0"/>
+          <w:i w:val="0"/>
+        </w:rPr>
+        <w:t>&lt;br&gt;&lt;br&gt;&lt;br&gt;</w:t>
+      </w:r>
+    </w:p>
+    <w:p>
+      <w:r>
+        <w:rPr>
+          <w:b/>
+          <w:i w:val="0"/>
+        </w:rPr>
+        <w:t>Q3</w:t>
+      </w:r>
+      <w:r>
+        <w:rPr>
+          <w:b w:val="0"/>
+          <w:i w:val="0"/>
+        </w:rPr>
+        <w:t xml:space="preserve"> A games engine stores numbers in a floating-point format with an </w:t>
+      </w:r>
+      <w:r>
+        <w:rPr>
+          <w:b/>
+          <w:i w:val="0"/>
+        </w:rPr>
+        <w:t>8-bit mantissa</w:t>
+      </w:r>
+      <w:r>
+        <w:rPr>
+          <w:b w:val="0"/>
+          <w:i w:val="0"/>
+        </w:rPr>
+        <w:t xml:space="preserve"> and a </w:t>
+      </w:r>
+      <w:r>
+        <w:rPr>
+          <w:b/>
+          <w:i w:val="0"/>
+        </w:rPr>
+        <w:t>4-bit exponent</w:t>
+      </w:r>
+      <w:r>
+        <w:rPr>
+          <w:b w:val="0"/>
+          <w:i w:val="0"/>
+        </w:rPr>
+        <w:t>, both in two's complement, with the binary point after the first (sign) bit of the mantissa.</w:t>
+      </w:r>
+    </w:p>
+    <w:p>
+      <w:r>
+        <w:rPr>
+          <w:b w:val="0"/>
+          <w:i w:val="0"/>
+        </w:rPr>
+        <w:t xml:space="preserve">Calculate the denary value of each of the following stored numbers. </w:t>
+      </w:r>
+      <w:r>
+        <w:rPr>
+          <w:b w:val="0"/>
+          <w:i/>
+        </w:rPr>
+        <w:t>You must show your working.</w:t>
+      </w:r>
+    </w:p>
+    <w:p>
+      <w:r>
+        <w:rPr>
+          <w:b/>
+          <w:i w:val="0"/>
+        </w:rPr>
+        <w:t>(i)</w:t>
+      </w:r>
+      <w:r>
+        <w:rPr>
+          <w:b w:val="0"/>
+          <w:i w:val="0"/>
+        </w:rPr>
+        <w:t xml:space="preserve"> mantissa </w:t>
+      </w:r>
+      <w:r>
+        <w:rPr>
           <w:rFonts w:ascii="Consolas" w:hAnsi="Consolas"/>
           <w:b w:val="0"/>
           <w:i w:val="0"/>
           <w:sz w:val="19"/>
         </w:rPr>
-        <w:t>_______________________________________________________________</w:t>
+        <w:t>01011000</w:t>
+      </w:r>
+      <w:r>
+        <w:rPr>
+          <w:b w:val="0"/>
+          <w:i w:val="0"/>
+        </w:rPr>
+        <w:t xml:space="preserve">, exponent </w:t>
+      </w:r>
+      <w:r>
+        <w:rPr>
+          <w:rFonts w:ascii="Consolas" w:hAnsi="Consolas"/>
+          <w:b w:val="0"/>
+          <w:i w:val="0"/>
+          <w:sz w:val="19"/>
+        </w:rPr>
+        <w:t>0011</w:t>
+      </w:r>
+      <w:r>
+        <w:rPr>
+          <w:b w:val="0"/>
+          <w:i w:val="0"/>
+        </w:rPr>
+        <w:t xml:space="preserve"> </w:t>
+      </w:r>
+      <w:r>
+        <w:rPr>
+          <w:b/>
+          <w:i w:val="0"/>
+        </w:rPr>
+        <w:t>[2]</w:t>
+      </w:r>
+      <w:r>
+        <w:rPr>
+          <w:b w:val="0"/>
+          <w:i w:val="0"/>
+        </w:rPr>
+        <w:t xml:space="preserve"> (AO2)</w:t>
+      </w:r>
+    </w:p>
+    <w:tbl>
+      <w:tblPr>
+        <w:tblStyle w:val="TableGrid"/>
+        <w:tblW w:type="auto" w:w="0"/>
+        <w:tblLook w:firstColumn="1" w:firstRow="1" w:lastColumn="0" w:lastRow="0" w:noHBand="0" w:noVBand="1" w:val="04A0"/>
+      </w:tblPr>
+      <w:tblGrid>
+        <w:gridCol w:w="8640"/>
+      </w:tblGrid>
+      <w:tr>
+        <w:trPr>
+          <w:trHeight w:val="1020" w:hRule="atLeast"/>
+        </w:trPr>
+        <w:tc>
+          <w:tcPr>
+            <w:tcW w:type="dxa" w:w="8640"/>
+          </w:tcPr>
+          <w:p>
+            <w:pPr>
+              <w:spacing w:before="40"/>
+            </w:pPr>
+          </w:p>
+        </w:tc>
+      </w:tr>
+    </w:tbl>
+    <w:p/>
+    <w:p>
+      <w:r>
+        <w:rPr>
+          <w:b/>
+          <w:i w:val="0"/>
+        </w:rPr>
+        <w:t>Working space:</w:t>
       </w:r>
     </w:p>
     <w:p>
       <w:r>
         <w:rPr>
+          <w:b w:val="0"/>
+          <w:i w:val="0"/>
+        </w:rPr>
+        <w:t>&lt;br&gt;&lt;br&gt;</w:t>
+      </w:r>
+    </w:p>
+    <w:p>
+      <w:r>
+        <w:rPr>
+          <w:b/>
+          <w:i w:val="0"/>
+        </w:rPr>
+        <w:t>(ii)</w:t>
+      </w:r>
+      <w:r>
+        <w:rPr>
+          <w:b w:val="0"/>
+          <w:i w:val="0"/>
+        </w:rPr>
+        <w:t xml:space="preserve"> mantissa </w:t>
+      </w:r>
+      <w:r>
+        <w:rPr>
           <w:rFonts w:ascii="Consolas" w:hAnsi="Consolas"/>
           <w:b w:val="0"/>
           <w:i w:val="0"/>
           <w:sz w:val="19"/>
         </w:rPr>
-        <w:t>_______________________________________________________________</w:t>
+        <w:t>10110000</w:t>
+      </w:r>
+      <w:r>
+        <w:rPr>
+          <w:b w:val="0"/>
+          <w:i w:val="0"/>
+        </w:rPr>
+        <w:t xml:space="preserve">, exponent </w:t>
+      </w:r>
+      <w:r>
+        <w:rPr>
+          <w:rFonts w:ascii="Consolas" w:hAnsi="Consolas"/>
+          <w:b w:val="0"/>
+          <w:i w:val="0"/>
+          <w:sz w:val="19"/>
+        </w:rPr>
+        <w:t>0011</w:t>
+      </w:r>
+      <w:r>
+        <w:rPr>
+          <w:b w:val="0"/>
+          <w:i w:val="0"/>
+        </w:rPr>
+        <w:t xml:space="preserve"> </w:t>
+      </w:r>
+      <w:r>
+        <w:rPr>
+          <w:b/>
+          <w:i w:val="0"/>
+        </w:rPr>
+        <w:t>[2]</w:t>
+      </w:r>
+      <w:r>
+        <w:rPr>
+          <w:b w:val="0"/>
+          <w:i w:val="0"/>
+        </w:rPr>
+        <w:t xml:space="preserve"> (AO2)</w:t>
+      </w:r>
+    </w:p>
+    <w:tbl>
+      <w:tblPr>
+        <w:tblStyle w:val="TableGrid"/>
+        <w:tblW w:type="auto" w:w="0"/>
+        <w:tblLook w:firstColumn="1" w:firstRow="1" w:lastColumn="0" w:lastRow="0" w:noHBand="0" w:noVBand="1" w:val="04A0"/>
+      </w:tblPr>
+      <w:tblGrid>
+        <w:gridCol w:w="8640"/>
+      </w:tblGrid>
+      <w:tr>
+        <w:trPr>
+          <w:trHeight w:val="1020" w:hRule="atLeast"/>
+        </w:trPr>
+        <w:tc>
+          <w:tcPr>
+            <w:tcW w:type="dxa" w:w="8640"/>
+          </w:tcPr>
+          <w:p>
+            <w:pPr>
+              <w:spacing w:before="40"/>
+            </w:pPr>
+          </w:p>
+        </w:tc>
+      </w:tr>
+    </w:tbl>
+    <w:p/>
+    <w:p>
+      <w:r>
+        <w:rPr>
+          <w:b/>
+          <w:i w:val="0"/>
+        </w:rPr>
+        <w:t>Working space:</w:t>
       </w:r>
     </w:p>
     <w:p>
       <w:r>
         <w:rPr>
-          <w:b/>
-          <w:i w:val="0"/>
-        </w:rPr>
-        <w:t>Q2</w:t>
-      </w:r>
-      <w:r>
-        <w:rPr>
           <w:b w:val="0"/>
           <w:i w:val="0"/>
         </w:rPr>
-        <w:t xml:space="preserve"> A weather station records air temperatures between −60 °C and +60 °C and stores each reading as an </w:t>
-      </w:r>
-      <w:r>
-        <w:rPr>
-          <w:b/>
-          <w:i w:val="0"/>
-        </w:rPr>
-        <w:t>8-bit two's complement</w:t>
-      </w:r>
-      <w:r>
-        <w:rPr>
-          <w:b w:val="0"/>
-          <w:i w:val="0"/>
-        </w:rPr>
-        <w:t xml:space="preserve"> integer.</w:t>
+        <w:t>&lt;br&gt;&lt;br&gt;</w:t>
       </w:r>
     </w:p>
     <w:p>
       <w:r>
         <w:rPr>
+          <w:b/>
+          <w:i w:val="0"/>
+        </w:rPr>
+        <w:t>Q4</w:t>
+      </w:r>
+      <w:r>
+        <w:rPr>
           <w:b w:val="0"/>
           <w:i w:val="0"/>
         </w:rPr>
-        <w:t xml:space="preserve">Show how the temperature </w:t>
-      </w:r>
+        <w:t xml:space="preserve"> Use Boolean algebra to simplify the following expression, showing each step and naming the identity or rule used.</w:t>
+      </w:r>
+    </w:p>
+    <w:p>
       <w:r>
         <w:rPr>
           <w:b/>
           <w:i w:val="0"/>
         </w:rPr>
-        <w:t>−45</w:t>
+        <w:t>X = A·B + A·¬B + ¬A·B</w:t>
       </w:r>
       <w:r>
         <w:rPr>
           <w:b w:val="0"/>
           <w:i w:val="0"/>
         </w:rPr>
-        <w:t xml:space="preserve"> is stored. </w:t>
+        <w:t xml:space="preserve"> </w:t>
+      </w:r>
+      <w:r>
+        <w:rPr>
+          <w:b/>
+          <w:i w:val="0"/>
+        </w:rPr>
+        <w:t>[3]</w:t>
+      </w:r>
+      <w:r>
+        <w:rPr>
+          <w:b w:val="0"/>
+          <w:i w:val="0"/>
+        </w:rPr>
+        <w:t xml:space="preserve"> (AO2)</w:t>
+      </w:r>
+    </w:p>
+    <w:tbl>
+      <w:tblPr>
+        <w:tblStyle w:val="TableGrid"/>
+        <w:tblW w:type="auto" w:w="0"/>
+        <w:tblLook w:firstColumn="1" w:firstRow="1" w:lastColumn="0" w:lastRow="0" w:noHBand="0" w:noVBand="1" w:val="04A0"/>
+      </w:tblPr>
+      <w:tblGrid>
+        <w:gridCol w:w="8640"/>
+      </w:tblGrid>
+      <w:tr>
+        <w:trPr>
+          <w:trHeight w:val="1360" w:hRule="atLeast"/>
+        </w:trPr>
+        <w:tc>
+          <w:tcPr>
+            <w:tcW w:type="dxa" w:w="8640"/>
+          </w:tcPr>
+          <w:p>
+            <w:pPr>
+              <w:spacing w:before="40"/>
+            </w:pPr>
+          </w:p>
+        </w:tc>
+      </w:tr>
+    </w:tbl>
+    <w:p/>
+    <w:p>
+      <w:r>
+        <w:rPr>
+          <w:rFonts w:ascii="Consolas" w:hAnsi="Consolas"/>
+          <w:b w:val="0"/>
+          <w:i w:val="0"/>
+          <w:sz w:val="19"/>
+        </w:rPr>
+        <w:t>_______________________________________________________________</w:t>
+      </w:r>
+    </w:p>
+    <w:p>
+      <w:r>
+        <w:rPr>
+          <w:rFonts w:ascii="Consolas" w:hAnsi="Consolas"/>
+          <w:b w:val="0"/>
+          <w:i w:val="0"/>
+          <w:sz w:val="19"/>
+        </w:rPr>
+        <w:t>_______________________________________________________________</w:t>
+      </w:r>
+    </w:p>
+    <w:p>
+      <w:r>
+        <w:rPr>
+          <w:rFonts w:ascii="Consolas" w:hAnsi="Consolas"/>
+          <w:b w:val="0"/>
+          <w:i w:val="0"/>
+          <w:sz w:val="19"/>
+        </w:rPr>
+        <w:t>_______________________________________________________________</w:t>
+      </w:r>
+    </w:p>
+    <w:p>
+      <w:r>
+        <w:rPr>
+          <w:b/>
+          <w:i w:val="0"/>
+        </w:rPr>
+        <w:t>Q5</w:t>
+      </w:r>
+      <w:r>
+        <w:rPr>
+          <w:b w:val="0"/>
+          <w:i w:val="0"/>
+        </w:rPr>
+        <w:t xml:space="preserve"> A text editor provides an </w:t>
       </w:r>
       <w:r>
         <w:rPr>
           <w:b w:val="0"/>
           <w:i/>
         </w:rPr>
-        <w:t>You must show your working.</w:t>
+        <w:t>undo</w:t>
       </w:r>
       <w:r>
         <w:rPr>
           <w:b w:val="0"/>
           <w:i w:val="0"/>
         </w:rPr>
-        <w:t xml:space="preserve"> </w:t>
-      </w:r>
-      <w:r>
-        <w:rPr>
-          <w:b/>
-          <w:i w:val="0"/>
-        </w:rPr>
-        <w:t>[3]</w:t>
+        <w:t xml:space="preserve"> feature. Every time the user performs an action (e.g. typing a word, deleting a line) the action is recorded; pressing </w:t>
       </w:r>
       <w:r>
         <w:rPr>
           <w:b w:val="0"/>
-          <w:i w:val="0"/>
-        </w:rPr>
-        <w:t xml:space="preserve"> (AO2)</w:t>
+          <w:i/>
+        </w:rPr>
+        <w:t>undo</w:t>
+      </w:r>
+      <w:r>
+        <w:rPr>
+          <w:b w:val="0"/>
+          <w:i w:val="0"/>
+        </w:rPr>
+        <w:t xml:space="preserve"> reverses the most recent action first.</w:t>
       </w:r>
     </w:p>
     <w:p>
-      <w:pPr>
-        <w:spacing w:before="260"/>
-        <w:pBdr>
-          <w:bottom w:val="single" w:sz="4" w:space="1" w:color="AAB4C0"/>
-        </w:pBdr>
-      </w:pPr>
+      <w:r>
+        <w:rPr>
+          <w:b w:val="0"/>
+          <w:i w:val="0"/>
+        </w:rPr>
+        <w:t xml:space="preserve">Explain why a </w:t>
+      </w:r>
+      <w:r>
+        <w:rPr>
+          <w:b/>
+          <w:i w:val="0"/>
+        </w:rPr>
+        <w:t>stack</w:t>
+      </w:r>
+      <w:r>
+        <w:rPr>
+          <w:b w:val="0"/>
+          <w:i w:val="0"/>
+        </w:rPr>
+        <w:t xml:space="preserve"> is an appropriate data structure for this feature, describing the operations used when an action is performed and when </w:t>
+      </w:r>
+      <w:r>
+        <w:rPr>
+          <w:b w:val="0"/>
+          <w:i/>
+        </w:rPr>
+        <w:t>undo</w:t>
+      </w:r>
+      <w:r>
+        <w:rPr>
+          <w:b w:val="0"/>
+          <w:i w:val="0"/>
+        </w:rPr>
+        <w:t xml:space="preserve"> is pressed. </w:t>
+      </w:r>
+      <w:r>
+        <w:rPr>
+          <w:b/>
+          <w:i w:val="0"/>
+        </w:rPr>
+        <w:t>[3]</w:t>
+      </w:r>
+      <w:r>
+        <w:rPr>
+          <w:b w:val="0"/>
+          <w:i w:val="0"/>
+        </w:rPr>
+        <w:t xml:space="preserve"> (AO2)</w:t>
+      </w:r>
+    </w:p>
+    <w:tbl>
+      <w:tblPr>
+        <w:tblStyle w:val="TableGrid"/>
+        <w:tblW w:type="auto" w:w="0"/>
+        <w:tblLook w:firstColumn="1" w:firstRow="1" w:lastColumn="0" w:lastRow="0" w:noHBand="0" w:noVBand="1" w:val="04A0"/>
+      </w:tblPr>
+      <w:tblGrid>
+        <w:gridCol w:w="8640"/>
+      </w:tblGrid>
+      <w:tr>
+        <w:trPr>
+          <w:trHeight w:val="1360" w:hRule="atLeast"/>
+        </w:trPr>
+        <w:tc>
+          <w:tcPr>
+            <w:tcW w:type="dxa" w:w="8640"/>
+          </w:tcPr>
+          <w:p>
+            <w:pPr>
+              <w:spacing w:before="40"/>
+            </w:pPr>
+          </w:p>
+        </w:tc>
+      </w:tr>
+    </w:tbl>
+    <w:p/>
+    <w:p>
+      <w:r>
+        <w:rPr>
+          <w:rFonts w:ascii="Consolas" w:hAnsi="Consolas"/>
+          <w:b w:val="0"/>
+          <w:i w:val="0"/>
+          <w:sz w:val="19"/>
+        </w:rPr>
+        <w:t>_______________________________________________________________</w:t>
+      </w:r>
     </w:p>
     <w:p>
-      <w:pPr>
-        <w:spacing w:before="260"/>
-        <w:pBdr>
-          <w:bottom w:val="single" w:sz="4" w:space="1" w:color="AAB4C0"/>
-        </w:pBdr>
-      </w:pPr>
+      <w:r>
+        <w:rPr>
+          <w:rFonts w:ascii="Consolas" w:hAnsi="Consolas"/>
+          <w:b w:val="0"/>
+          <w:i w:val="0"/>
+          <w:sz w:val="19"/>
+        </w:rPr>
+        <w:t>_______________________________________________________________</w:t>
+      </w:r>
     </w:p>
     <w:p>
-      <w:pPr>
-        <w:spacing w:before="260"/>
-        <w:pBdr>
-          <w:bottom w:val="single" w:sz="4" w:space="1" w:color="AAB4C0"/>
-        </w:pBdr>
-      </w:pPr>
+      <w:r>
+        <w:rPr>
+          <w:rFonts w:ascii="Consolas" w:hAnsi="Consolas"/>
+          <w:b w:val="0"/>
+          <w:i w:val="0"/>
+          <w:sz w:val="19"/>
+        </w:rPr>
+        <w:t>_______________________________________________________________</w:t>
+      </w:r>
     </w:p>
     <w:p>
-      <w:pPr>
-        <w:spacing w:before="260"/>
-        <w:pBdr>
-          <w:bottom w:val="single" w:sz="4" w:space="1" w:color="AAB4C0"/>
-        </w:pBdr>
-      </w:pPr>
+      <w:r>
+        <w:rPr>
+          <w:b/>
+          <w:i w:val="0"/>
+        </w:rPr>
+        <w:t>Q6</w:t>
+      </w:r>
+      <w:r>
+        <w:rPr>
+          <w:b w:val="0"/>
+          <w:i w:val="0"/>
+        </w:rPr>
+        <w:t xml:space="preserve"> State the purpose of a </w:t>
+      </w:r>
+      <w:r>
+        <w:rPr>
+          <w:b/>
+          <w:i w:val="0"/>
+        </w:rPr>
+        <w:t>D-type flip-flop</w:t>
+      </w:r>
+      <w:r>
+        <w:rPr>
+          <w:b w:val="0"/>
+          <w:i w:val="0"/>
+        </w:rPr>
+        <w:t xml:space="preserve">, and describe the role of the </w:t>
+      </w:r>
+      <w:r>
+        <w:rPr>
+          <w:b/>
+          <w:i w:val="0"/>
+        </w:rPr>
+        <w:t>clock</w:t>
+      </w:r>
+      <w:r>
+        <w:rPr>
+          <w:b w:val="0"/>
+          <w:i w:val="0"/>
+        </w:rPr>
+        <w:t xml:space="preserve"> input. </w:t>
+      </w:r>
+      <w:r>
+        <w:rPr>
+          <w:b/>
+          <w:i w:val="0"/>
+        </w:rPr>
+        <w:t>[2]</w:t>
+      </w:r>
+      <w:r>
+        <w:rPr>
+          <w:b w:val="0"/>
+          <w:i w:val="0"/>
+        </w:rPr>
+        <w:t xml:space="preserve"> (AO1)</w:t>
+      </w:r>
+    </w:p>
+    <w:tbl>
+      <w:tblPr>
+        <w:tblStyle w:val="TableGrid"/>
+        <w:tblW w:type="auto" w:w="0"/>
+        <w:tblLook w:firstColumn="1" w:firstRow="1" w:lastColumn="0" w:lastRow="0" w:noHBand="0" w:noVBand="1" w:val="04A0"/>
+      </w:tblPr>
+      <w:tblGrid>
+        <w:gridCol w:w="8640"/>
+      </w:tblGrid>
+      <w:tr>
+        <w:trPr>
+          <w:trHeight w:val="1020" w:hRule="atLeast"/>
+        </w:trPr>
+        <w:tc>
+          <w:tcPr>
+            <w:tcW w:type="dxa" w:w="8640"/>
+          </w:tcPr>
+          <w:p>
+            <w:pPr>
+              <w:spacing w:before="40"/>
+            </w:pPr>
+          </w:p>
+        </w:tc>
+      </w:tr>
+    </w:tbl>
+    <w:p/>
+    <w:p>
+      <w:r>
+        <w:rPr>
+          <w:rFonts w:ascii="Consolas" w:hAnsi="Consolas"/>
+          <w:b w:val="0"/>
+          <w:i w:val="0"/>
+          <w:sz w:val="19"/>
+        </w:rPr>
+        <w:t>_______________________________________________________________</w:t>
+      </w:r>
     </w:p>
     <w:p>
       <w:r>
         <w:rPr>
-          <w:b/>
-          <w:i w:val="0"/>
-        </w:rPr>
-        <w:t>Working space:</w:t>
+          <w:rFonts w:ascii="Consolas" w:hAnsi="Consolas"/>
+          <w:b w:val="0"/>
+          <w:i w:val="0"/>
+          <w:sz w:val="19"/>
+        </w:rPr>
+        <w:t>_______________________________________________________________</w:t>
       </w:r>
     </w:p>
     <w:p>
       <w:r>
         <w:rPr>
+          <w:b/>
+          <w:i w:val="0"/>
+        </w:rPr>
+        <w:t>Q7</w:t>
+      </w:r>
+      <w:r>
+        <w:rPr>
           <w:b w:val="0"/>
           <w:i w:val="0"/>
         </w:rPr>
-        <w:t>&lt;br&gt;&lt;br&gt;&lt;br&gt;</w:t>
+        <w:t xml:space="preserve"> An online game stores each player's high score. Player names (the keys) are stored in a </w:t>
+      </w:r>
+      <w:r>
+        <w:rPr>
+          <w:b/>
+          <w:i w:val="0"/>
+        </w:rPr>
+        <w:t>hash table</w:t>
+      </w:r>
+      <w:r>
+        <w:rPr>
+          <w:b w:val="0"/>
+          <w:i w:val="0"/>
+        </w:rPr>
+        <w:t xml:space="preserve"> so that a player's score can be found quickly.</w:t>
       </w:r>
     </w:p>
     <w:p>
       <w:r>
         <w:rPr>
+          <w:b w:val="0"/>
+          <w:i w:val="0"/>
+        </w:rPr>
+        <w:t xml:space="preserve">Explain how the hash table is used to </w:t>
+      </w:r>
+      <w:r>
+        <w:rPr>
           <w:b/>
           <w:i w:val="0"/>
         </w:rPr>
-        <w:t>Q3</w:t>
+        <w:t>store</w:t>
       </w:r>
       <w:r>
         <w:rPr>
           <w:b w:val="0"/>
           <w:i w:val="0"/>
         </w:rPr>
-        <w:t xml:space="preserve"> A games engine stores numbers in a floating-point format with an </w:t>
+        <w:t xml:space="preserve"> and </w:t>
       </w:r>
       <w:r>
         <w:rPr>
           <w:b/>
           <w:i w:val="0"/>
         </w:rPr>
-        <w:t>8-bit mantissa</w:t>
+        <w:t>retrieve</w:t>
       </w:r>
       <w:r>
         <w:rPr>
           <w:b w:val="0"/>
           <w:i w:val="0"/>
         </w:rPr>
-        <w:t xml:space="preserve"> and a </w:t>
+        <w:t xml:space="preserve"> a player's score, and what happens when a </w:t>
       </w:r>
       <w:r>
         <w:rPr>
           <w:b/>
           <w:i w:val="0"/>
         </w:rPr>
-        <w:t>4-bit exponent</w:t>
+        <w:t>collision</w:t>
       </w:r>
       <w:r>
         <w:rPr>
           <w:b w:val="0"/>
           <w:i w:val="0"/>
         </w:rPr>
-        <w:t>, both in two's complement, with the binary point after the first (sign) bit of the mantissa.</w:t>
+        <w:t xml:space="preserve"> occurs. </w:t>
+      </w:r>
+      <w:r>
+        <w:rPr>
+          <w:b/>
+          <w:i w:val="0"/>
+        </w:rPr>
+        <w:t>[4]</w:t>
+      </w:r>
+      <w:r>
+        <w:rPr>
+          <w:b w:val="0"/>
+          <w:i w:val="0"/>
+        </w:rPr>
+        <w:t xml:space="preserve"> (AO2)</w:t>
       </w:r>
     </w:p>
-    <w:p>
-      <w:r>
-        <w:rPr>
-          <w:b w:val="0"/>
-          <w:i w:val="0"/>
-        </w:rPr>
-        <w:t xml:space="preserve">Calculate the denary value of each of the following stored numbers. </w:t>
-      </w:r>
-      <w:r>
-        <w:rPr>
-          <w:b w:val="0"/>
-          <w:i/>
-        </w:rPr>
-        <w:t>You must show your working.</w:t>
-      </w:r>
-    </w:p>
-    <w:p>
-      <w:r>
-        <w:rPr>
-          <w:b/>
-          <w:i w:val="0"/>
-        </w:rPr>
-        <w:t>(i)</w:t>
-      </w:r>
-      <w:r>
-        <w:rPr>
-          <w:b w:val="0"/>
-          <w:i w:val="0"/>
-        </w:rPr>
-        <w:t xml:space="preserve"> mantissa </w:t>
-      </w:r>
-      <w:r>
-        <w:rPr>
-          <w:rFonts w:ascii="Consolas" w:hAnsi="Consolas"/>
-          <w:b w:val="0"/>
-          <w:i w:val="0"/>
-          <w:sz w:val="19"/>
-        </w:rPr>
-        <w:t>01011000</w:t>
-      </w:r>
-      <w:r>
-        <w:rPr>
-          <w:b w:val="0"/>
-          <w:i w:val="0"/>
-        </w:rPr>
-        <w:t xml:space="preserve">, exponent </w:t>
-      </w:r>
-      <w:r>
-        <w:rPr>
-          <w:rFonts w:ascii="Consolas" w:hAnsi="Consolas"/>
-          <w:b w:val="0"/>
-          <w:i w:val="0"/>
-          <w:sz w:val="19"/>
-        </w:rPr>
-        <w:t>0011</w:t>
-      </w:r>
-      <w:r>
-        <w:rPr>
-          <w:b w:val="0"/>
-          <w:i w:val="0"/>
-        </w:rPr>
-        <w:t xml:space="preserve"> </w:t>
-      </w:r>
-      <w:r>
-        <w:rPr>
-          <w:b/>
-          <w:i w:val="0"/>
-        </w:rPr>
-        <w:t>[2]</w:t>
-      </w:r>
-      <w:r>
-        <w:rPr>
-          <w:b w:val="0"/>
-          <w:i w:val="0"/>
-        </w:rPr>
-        <w:t xml:space="preserve"> (AO2)</w:t>
-      </w:r>
-    </w:p>
-    <w:p>
-      <w:pPr>
-        <w:spacing w:before="260"/>
-        <w:pBdr>
-          <w:bottom w:val="single" w:sz="4" w:space="1" w:color="AAB4C0"/>
-        </w:pBdr>
-      </w:pPr>
-    </w:p>
-    <w:p>
-      <w:pPr>
-        <w:spacing w:before="260"/>
-        <w:pBdr>
-          <w:bottom w:val="single" w:sz="4" w:space="1" w:color="AAB4C0"/>
-        </w:pBdr>
-      </w:pPr>
-    </w:p>
-    <w:p>
-      <w:pPr>
-        <w:spacing w:before="260"/>
-        <w:pBdr>
-          <w:bottom w:val="single" w:sz="4" w:space="1" w:color="AAB4C0"/>
-        </w:pBdr>
-      </w:pPr>
-    </w:p>
-    <w:p>
-      <w:r>
-        <w:rPr>
-          <w:b/>
-          <w:i w:val="0"/>
-        </w:rPr>
-        <w:t>Working space:</w:t>
-      </w:r>
-    </w:p>
-    <w:p>
-      <w:r>
-        <w:rPr>
-          <w:b w:val="0"/>
-          <w:i w:val="0"/>
-        </w:rPr>
-        <w:t>&lt;br&gt;&lt;br&gt;</w:t>
-      </w:r>
-    </w:p>
-    <w:p>
-      <w:r>
-        <w:rPr>
-          <w:b/>
-          <w:i w:val="0"/>
-        </w:rPr>
-        <w:t>(ii)</w:t>
-      </w:r>
-      <w:r>
-        <w:rPr>
-          <w:b w:val="0"/>
-          <w:i w:val="0"/>
-        </w:rPr>
-        <w:t xml:space="preserve"> mantissa </w:t>
-      </w:r>
-      <w:r>
-        <w:rPr>
-          <w:rFonts w:ascii="Consolas" w:hAnsi="Consolas"/>
-          <w:b w:val="0"/>
-          <w:i w:val="0"/>
-          <w:sz w:val="19"/>
-        </w:rPr>
-        <w:t>10110000</w:t>
-      </w:r>
-      <w:r>
-        <w:rPr>
-          <w:b w:val="0"/>
-          <w:i w:val="0"/>
-        </w:rPr>
-        <w:t xml:space="preserve">, exponent </w:t>
-      </w:r>
-      <w:r>
-        <w:rPr>
-          <w:rFonts w:ascii="Consolas" w:hAnsi="Consolas"/>
-          <w:b w:val="0"/>
-          <w:i w:val="0"/>
-          <w:sz w:val="19"/>
-        </w:rPr>
-        <w:t>0011</w:t>
-      </w:r>
-      <w:r>
-        <w:rPr>
-          <w:b w:val="0"/>
-          <w:i w:val="0"/>
-        </w:rPr>
-        <w:t xml:space="preserve"> </w:t>
-      </w:r>
-      <w:r>
-        <w:rPr>
-          <w:b/>
-          <w:i w:val="0"/>
-        </w:rPr>
-        <w:t>[2]</w:t>
-      </w:r>
-      <w:r>
-        <w:rPr>
-          <w:b w:val="0"/>
-          <w:i w:val="0"/>
-        </w:rPr>
-        <w:t xml:space="preserve"> (AO2)</w:t>
-      </w:r>
-    </w:p>
-    <w:p>
-      <w:pPr>
-        <w:spacing w:before="260"/>
-        <w:pBdr>
-          <w:bottom w:val="single" w:sz="4" w:space="1" w:color="AAB4C0"/>
-        </w:pBdr>
-      </w:pPr>
-    </w:p>
-    <w:p>
-      <w:pPr>
-        <w:spacing w:before="260"/>
-        <w:pBdr>
-          <w:bottom w:val="single" w:sz="4" w:space="1" w:color="AAB4C0"/>
-        </w:pBdr>
-      </w:pPr>
-    </w:p>
-    <w:p>
-      <w:pPr>
-        <w:spacing w:before="260"/>
-        <w:pBdr>
-          <w:bottom w:val="single" w:sz="4" w:space="1" w:color="AAB4C0"/>
-        </w:pBdr>
-      </w:pPr>
-    </w:p>
-    <w:p>
-      <w:r>
-        <w:rPr>
-          <w:b/>
-          <w:i w:val="0"/>
-        </w:rPr>
-        <w:t>Working space:</w:t>
-      </w:r>
-    </w:p>
-    <w:p>
-      <w:r>
-        <w:rPr>
-          <w:b w:val="0"/>
-          <w:i w:val="0"/>
-        </w:rPr>
-        <w:t>&lt;br&gt;&lt;br&gt;</w:t>
-      </w:r>
-    </w:p>
-    <w:p>
-      <w:r>
-        <w:rPr>
-          <w:b/>
-          <w:i w:val="0"/>
-        </w:rPr>
-        <w:t>Q4</w:t>
-      </w:r>
-      <w:r>
-        <w:rPr>
-          <w:b w:val="0"/>
-          <w:i w:val="0"/>
-        </w:rPr>
-        <w:t xml:space="preserve"> Use Boolean algebra to simplify the following expression, showing each step and naming the identity or rule used.</w:t>
-      </w:r>
-    </w:p>
-    <w:p>
-      <w:r>
-        <w:rPr>
-          <w:b/>
-          <w:i w:val="0"/>
-        </w:rPr>
-        <w:t>X = A·B + A·¬B + ¬A·B</w:t>
-      </w:r>
-      <w:r>
-        <w:rPr>
-          <w:b w:val="0"/>
-          <w:i w:val="0"/>
-        </w:rPr>
-        <w:t xml:space="preserve"> </w:t>
-      </w:r>
-      <w:r>
-        <w:rPr>
-          <w:b/>
-          <w:i w:val="0"/>
-        </w:rPr>
-        <w:t>[3]</w:t>
-      </w:r>
-      <w:r>
-        <w:rPr>
-          <w:b w:val="0"/>
-          <w:i w:val="0"/>
-        </w:rPr>
-        <w:t xml:space="preserve"> (AO2)</w:t>
-      </w:r>
-    </w:p>
-    <w:p>
-      <w:pPr>
-        <w:spacing w:before="260"/>
-        <w:pBdr>
-          <w:bottom w:val="single" w:sz="4" w:space="1" w:color="AAB4C0"/>
-        </w:pBdr>
-      </w:pPr>
-    </w:p>
-    <w:p>
-      <w:pPr>
-        <w:spacing w:before="260"/>
-        <w:pBdr>
-          <w:bottom w:val="single" w:sz="4" w:space="1" w:color="AAB4C0"/>
-        </w:pBdr>
-      </w:pPr>
-    </w:p>
-    <w:p>
-      <w:pPr>
-        <w:spacing w:before="260"/>
-        <w:pBdr>
-          <w:bottom w:val="single" w:sz="4" w:space="1" w:color="AAB4C0"/>
-        </w:pBdr>
-      </w:pPr>
-    </w:p>
-    <w:p>
-      <w:pPr>
-        <w:spacing w:before="260"/>
-        <w:pBdr>
-          <w:bottom w:val="single" w:sz="4" w:space="1" w:color="AAB4C0"/>
-        </w:pBdr>
-      </w:pPr>
-    </w:p>
-    <w:p>
-      <w:r>
-        <w:rPr>
-          <w:rFonts w:ascii="Consolas" w:hAnsi="Consolas"/>
-          <w:b w:val="0"/>
-          <w:i w:val="0"/>
-          <w:sz w:val="19"/>
-        </w:rPr>
-        <w:t>_______________________________________________________________</w:t>
-      </w:r>
-    </w:p>
-    <w:p>
-      <w:r>
-        <w:rPr>
-          <w:rFonts w:ascii="Consolas" w:hAnsi="Consolas"/>
-          <w:b w:val="0"/>
-          <w:i w:val="0"/>
-          <w:sz w:val="19"/>
-        </w:rPr>
-        <w:t>_______________________________________________________________</w:t>
-      </w:r>
-    </w:p>
-    <w:p>
-      <w:r>
-        <w:rPr>
-          <w:rFonts w:ascii="Consolas" w:hAnsi="Consolas"/>
-          <w:b w:val="0"/>
-          <w:i w:val="0"/>
-          <w:sz w:val="19"/>
-        </w:rPr>
-        <w:t>_______________________________________________________________</w:t>
-      </w:r>
-    </w:p>
-    <w:p>
-      <w:r>
-        <w:rPr>
-          <w:b/>
-          <w:i w:val="0"/>
-        </w:rPr>
-        <w:t>Q5</w:t>
-      </w:r>
-      <w:r>
-        <w:rPr>
-          <w:b w:val="0"/>
-          <w:i w:val="0"/>
-        </w:rPr>
-        <w:t xml:space="preserve"> A text editor provides an </w:t>
-      </w:r>
-      <w:r>
-        <w:rPr>
-          <w:b w:val="0"/>
-          <w:i/>
-        </w:rPr>
-        <w:t>undo</w:t>
-      </w:r>
-      <w:r>
-        <w:rPr>
-          <w:b w:val="0"/>
-          <w:i w:val="0"/>
-        </w:rPr>
-        <w:t xml:space="preserve"> feature. Every time the user performs an action (e.g. typing a word, deleting a line) the action is recorded; pressing </w:t>
-      </w:r>
-      <w:r>
-        <w:rPr>
-          <w:b w:val="0"/>
-          <w:i/>
-        </w:rPr>
-        <w:t>undo</w:t>
-      </w:r>
-      <w:r>
-        <w:rPr>
-          <w:b w:val="0"/>
-          <w:i w:val="0"/>
-        </w:rPr>
-        <w:t xml:space="preserve"> reverses the most recent action first.</w:t>
-      </w:r>
-    </w:p>
-    <w:p>
-      <w:r>
-        <w:rPr>
-          <w:b w:val="0"/>
-          <w:i w:val="0"/>
-        </w:rPr>
-        <w:t xml:space="preserve">Explain why a </w:t>
-      </w:r>
-      <w:r>
-        <w:rPr>
-          <w:b/>
-          <w:i w:val="0"/>
-        </w:rPr>
-        <w:t>stack</w:t>
-      </w:r>
-      <w:r>
-        <w:rPr>
-          <w:b w:val="0"/>
-          <w:i w:val="0"/>
-        </w:rPr>
-        <w:t xml:space="preserve"> is an appropriate data structure for this feature, describing the operations used when an action is performed and when </w:t>
-      </w:r>
-      <w:r>
-        <w:rPr>
-          <w:b w:val="0"/>
-          <w:i/>
-        </w:rPr>
-        <w:t>undo</w:t>
-      </w:r>
-      <w:r>
-        <w:rPr>
-          <w:b w:val="0"/>
-          <w:i w:val="0"/>
-        </w:rPr>
-        <w:t xml:space="preserve"> is pressed. </w:t>
-      </w:r>
-      <w:r>
-        <w:rPr>
-          <w:b/>
-          <w:i w:val="0"/>
-        </w:rPr>
-        <w:t>[3]</w:t>
-      </w:r>
-      <w:r>
-        <w:rPr>
-          <w:b w:val="0"/>
-          <w:i w:val="0"/>
-        </w:rPr>
-        <w:t xml:space="preserve"> (AO2)</w:t>
-      </w:r>
-    </w:p>
-    <w:p>
-      <w:pPr>
-        <w:spacing w:before="260"/>
-        <w:pBdr>
-          <w:bottom w:val="single" w:sz="4" w:space="1" w:color="AAB4C0"/>
-        </w:pBdr>
-      </w:pPr>
-    </w:p>
-    <w:p>
-      <w:pPr>
-        <w:spacing w:before="260"/>
-        <w:pBdr>
-          <w:bottom w:val="single" w:sz="4" w:space="1" w:color="AAB4C0"/>
-        </w:pBdr>
-      </w:pPr>
-    </w:p>
-    <w:p>
-      <w:pPr>
-        <w:spacing w:before="260"/>
-        <w:pBdr>
-          <w:bottom w:val="single" w:sz="4" w:space="1" w:color="AAB4C0"/>
-        </w:pBdr>
-      </w:pPr>
-    </w:p>
-    <w:p>
-      <w:pPr>
-        <w:spacing w:before="260"/>
-        <w:pBdr>
-          <w:bottom w:val="single" w:sz="4" w:space="1" w:color="AAB4C0"/>
-        </w:pBdr>
-      </w:pPr>
-    </w:p>
-    <w:p>
-      <w:r>
-        <w:rPr>
-          <w:rFonts w:ascii="Consolas" w:hAnsi="Consolas"/>
-          <w:b w:val="0"/>
-          <w:i w:val="0"/>
-          <w:sz w:val="19"/>
-        </w:rPr>
-        <w:t>_______________________________________________________________</w:t>
-      </w:r>
-    </w:p>
-    <w:p>
-      <w:r>
-        <w:rPr>
-          <w:rFonts w:ascii="Consolas" w:hAnsi="Consolas"/>
-          <w:b w:val="0"/>
-          <w:i w:val="0"/>
-          <w:sz w:val="19"/>
-        </w:rPr>
-        <w:t>_______________________________________________________________</w:t>
-      </w:r>
-    </w:p>
-    <w:p>
-      <w:r>
-        <w:rPr>
-          <w:rFonts w:ascii="Consolas" w:hAnsi="Consolas"/>
-          <w:b w:val="0"/>
-          <w:i w:val="0"/>
-          <w:sz w:val="19"/>
-        </w:rPr>
-        <w:t>_______________________________________________________________</w:t>
-      </w:r>
-    </w:p>
-    <w:p>
-      <w:r>
-        <w:rPr>
-          <w:b/>
-          <w:i w:val="0"/>
-        </w:rPr>
-        <w:t>Q6</w:t>
-      </w:r>
-      <w:r>
-        <w:rPr>
-          <w:b w:val="0"/>
-          <w:i w:val="0"/>
-        </w:rPr>
-        <w:t xml:space="preserve"> State the purpose of a </w:t>
-      </w:r>
-      <w:r>
-        <w:rPr>
-          <w:b/>
-          <w:i w:val="0"/>
-        </w:rPr>
-        <w:t>D-type flip-flop</w:t>
-      </w:r>
-      <w:r>
-        <w:rPr>
-          <w:b w:val="0"/>
-          <w:i w:val="0"/>
-        </w:rPr>
-        <w:t xml:space="preserve">, and describe the role of the </w:t>
-      </w:r>
-      <w:r>
-        <w:rPr>
-          <w:b/>
-          <w:i w:val="0"/>
-        </w:rPr>
-        <w:t>clock</w:t>
-      </w:r>
-      <w:r>
-        <w:rPr>
-          <w:b w:val="0"/>
-          <w:i w:val="0"/>
-        </w:rPr>
-        <w:t xml:space="preserve"> input. </w:t>
-      </w:r>
-      <w:r>
-        <w:rPr>
-          <w:b/>
-          <w:i w:val="0"/>
-        </w:rPr>
-        <w:t>[2]</w:t>
-      </w:r>
-      <w:r>
-        <w:rPr>
-          <w:b w:val="0"/>
-          <w:i w:val="0"/>
-        </w:rPr>
-        <w:t xml:space="preserve"> (AO1)</w:t>
-      </w:r>
-    </w:p>
-    <w:p>
-      <w:pPr>
-        <w:spacing w:before="260"/>
-        <w:pBdr>
-          <w:bottom w:val="single" w:sz="4" w:space="1" w:color="AAB4C0"/>
-        </w:pBdr>
-      </w:pPr>
-    </w:p>
-    <w:p>
-      <w:pPr>
-        <w:spacing w:before="260"/>
-        <w:pBdr>
-          <w:bottom w:val="single" w:sz="4" w:space="1" w:color="AAB4C0"/>
-        </w:pBdr>
-      </w:pPr>
-    </w:p>
-    <w:p>
-      <w:pPr>
-        <w:spacing w:before="260"/>
-        <w:pBdr>
-          <w:bottom w:val="single" w:sz="4" w:space="1" w:color="AAB4C0"/>
-        </w:pBdr>
-      </w:pPr>
-    </w:p>
-    <w:p>
-      <w:r>
-        <w:rPr>
-          <w:rFonts w:ascii="Consolas" w:hAnsi="Consolas"/>
-          <w:b w:val="0"/>
-          <w:i w:val="0"/>
-          <w:sz w:val="19"/>
-        </w:rPr>
-        <w:t>_______________________________________________________________</w:t>
-      </w:r>
-    </w:p>
-    <w:p>
-      <w:r>
-        <w:rPr>
-          <w:rFonts w:ascii="Consolas" w:hAnsi="Consolas"/>
-          <w:b w:val="0"/>
-          <w:i w:val="0"/>
-          <w:sz w:val="19"/>
-        </w:rPr>
-        <w:t>_______________________________________________________________</w:t>
-      </w:r>
-    </w:p>
-    <w:p>
-      <w:r>
-        <w:rPr>
-          <w:b/>
-          <w:i w:val="0"/>
-        </w:rPr>
-        <w:t>Q7</w:t>
-      </w:r>
-      <w:r>
-        <w:rPr>
-          <w:b w:val="0"/>
-          <w:i w:val="0"/>
-        </w:rPr>
-        <w:t xml:space="preserve"> An online game stores each player's high score. Player names (the keys) are stored in a </w:t>
-      </w:r>
-      <w:r>
-        <w:rPr>
-          <w:b/>
-          <w:i w:val="0"/>
-        </w:rPr>
-        <w:t>hash table</w:t>
-      </w:r>
-      <w:r>
-        <w:rPr>
-          <w:b w:val="0"/>
-          <w:i w:val="0"/>
-        </w:rPr>
-        <w:t xml:space="preserve"> so that a player's score can be found quickly.</w:t>
-      </w:r>
-    </w:p>
-    <w:p>
-      <w:r>
-        <w:rPr>
-          <w:b w:val="0"/>
-          <w:i w:val="0"/>
-        </w:rPr>
-        <w:t xml:space="preserve">Explain how the hash table is used to </w:t>
-      </w:r>
-      <w:r>
-        <w:rPr>
-          <w:b/>
-          <w:i w:val="0"/>
-        </w:rPr>
-        <w:t>store</w:t>
-      </w:r>
-      <w:r>
-        <w:rPr>
-          <w:b w:val="0"/>
-          <w:i w:val="0"/>
-        </w:rPr>
-        <w:t xml:space="preserve"> and </w:t>
-      </w:r>
-      <w:r>
-        <w:rPr>
-          <w:b/>
-          <w:i w:val="0"/>
-        </w:rPr>
-        <w:t>retrieve</w:t>
-      </w:r>
-      <w:r>
-        <w:rPr>
-          <w:b w:val="0"/>
-          <w:i w:val="0"/>
-        </w:rPr>
-        <w:t xml:space="preserve"> a player's score, and what happens when a </w:t>
-      </w:r>
-      <w:r>
-        <w:rPr>
-          <w:b/>
-          <w:i w:val="0"/>
-        </w:rPr>
-        <w:t>collision</w:t>
-      </w:r>
-      <w:r>
-        <w:rPr>
-          <w:b w:val="0"/>
-          <w:i w:val="0"/>
-        </w:rPr>
-        <w:t xml:space="preserve"> occurs. </w:t>
-      </w:r>
-      <w:r>
-        <w:rPr>
-          <w:b/>
-          <w:i w:val="0"/>
-        </w:rPr>
-        <w:t>[4]</w:t>
-      </w:r>
-      <w:r>
-        <w:rPr>
-          <w:b w:val="0"/>
-          <w:i w:val="0"/>
-        </w:rPr>
-        <w:t xml:space="preserve"> (AO2)</w:t>
-      </w:r>
-    </w:p>
-    <w:p>
-      <w:pPr>
-        <w:spacing w:before="260"/>
-        <w:pBdr>
-          <w:bottom w:val="single" w:sz="4" w:space="1" w:color="AAB4C0"/>
-        </w:pBdr>
-      </w:pPr>
-    </w:p>
-    <w:p>
-      <w:pPr>
-        <w:spacing w:before="260"/>
-        <w:pBdr>
-          <w:bottom w:val="single" w:sz="4" w:space="1" w:color="AAB4C0"/>
-        </w:pBdr>
-      </w:pPr>
-    </w:p>
-    <w:p>
-      <w:pPr>
-        <w:spacing w:before="260"/>
-        <w:pBdr>
-          <w:bottom w:val="single" w:sz="4" w:space="1" w:color="AAB4C0"/>
-        </w:pBdr>
-      </w:pPr>
-    </w:p>
-    <w:p>
-      <w:pPr>
-        <w:spacing w:before="260"/>
-        <w:pBdr>
-          <w:bottom w:val="single" w:sz="4" w:space="1" w:color="AAB4C0"/>
-        </w:pBdr>
-      </w:pPr>
-    </w:p>
-    <w:p>
-      <w:pPr>
-        <w:spacing w:before="260"/>
-        <w:pBdr>
-          <w:bottom w:val="single" w:sz="4" w:space="1" w:color="AAB4C0"/>
-        </w:pBdr>
-      </w:pPr>
-    </w:p>
-    <w:p>
-      <w:pPr>
-        <w:spacing w:before="260"/>
-        <w:pBdr>
-          <w:bottom w:val="single" w:sz="4" w:space="1" w:color="AAB4C0"/>
-        </w:pBdr>
-      </w:pPr>
-    </w:p>
+    <w:tbl>
+      <w:tblPr>
+        <w:tblStyle w:val="TableGrid"/>
+        <w:tblW w:type="auto" w:w="0"/>
+        <w:tblLook w:firstColumn="1" w:firstRow="1" w:lastColumn="0" w:lastRow="0" w:noHBand="0" w:noVBand="1" w:val="04A0"/>
+      </w:tblPr>
+      <w:tblGrid>
+        <w:gridCol w:w="8640"/>
+      </w:tblGrid>
+      <w:tr>
+        <w:trPr>
+          <w:trHeight w:val="2040" w:hRule="atLeast"/>
+        </w:trPr>
+        <w:tc>
+          <w:tcPr>
+            <w:tcW w:type="dxa" w:w="8640"/>
+          </w:tcPr>
+          <w:p>
+            <w:pPr>
+              <w:spacing w:before="40"/>
+            </w:pPr>
+          </w:p>
+        </w:tc>
+      </w:tr>
+    </w:tbl>
+    <w:p/>
     <w:p>
       <w:r>
         <w:rPr>
@@ -6145,102 +6113,32 @@
         <w:t xml:space="preserve"> (AO3)</w:t>
       </w:r>
     </w:p>
-    <w:p>
-      <w:pPr>
-        <w:spacing w:before="260"/>
-        <w:pBdr>
-          <w:bottom w:val="single" w:sz="4" w:space="1" w:color="AAB4C0"/>
-        </w:pBdr>
-      </w:pPr>
-    </w:p>
-    <w:p>
-      <w:pPr>
-        <w:spacing w:before="260"/>
-        <w:pBdr>
-          <w:bottom w:val="single" w:sz="4" w:space="1" w:color="AAB4C0"/>
-        </w:pBdr>
-      </w:pPr>
-    </w:p>
-    <w:p>
-      <w:pPr>
-        <w:spacing w:before="260"/>
-        <w:pBdr>
-          <w:bottom w:val="single" w:sz="4" w:space="1" w:color="AAB4C0"/>
-        </w:pBdr>
-      </w:pPr>
-    </w:p>
-    <w:p>
-      <w:pPr>
-        <w:spacing w:before="260"/>
-        <w:pBdr>
-          <w:bottom w:val="single" w:sz="4" w:space="1" w:color="AAB4C0"/>
-        </w:pBdr>
-      </w:pPr>
-    </w:p>
-    <w:p>
-      <w:pPr>
-        <w:spacing w:before="260"/>
-        <w:pBdr>
-          <w:bottom w:val="single" w:sz="4" w:space="1" w:color="AAB4C0"/>
-        </w:pBdr>
-      </w:pPr>
-    </w:p>
-    <w:p>
-      <w:pPr>
-        <w:spacing w:before="260"/>
-        <w:pBdr>
-          <w:bottom w:val="single" w:sz="4" w:space="1" w:color="AAB4C0"/>
-        </w:pBdr>
-      </w:pPr>
-    </w:p>
-    <w:p>
-      <w:pPr>
-        <w:spacing w:before="260"/>
-        <w:pBdr>
-          <w:bottom w:val="single" w:sz="4" w:space="1" w:color="AAB4C0"/>
-        </w:pBdr>
-      </w:pPr>
-    </w:p>
-    <w:p>
-      <w:pPr>
-        <w:spacing w:before="260"/>
-        <w:pBdr>
-          <w:bottom w:val="single" w:sz="4" w:space="1" w:color="AAB4C0"/>
-        </w:pBdr>
-      </w:pPr>
-    </w:p>
-    <w:p>
-      <w:pPr>
-        <w:spacing w:before="260"/>
-        <w:pBdr>
-          <w:bottom w:val="single" w:sz="4" w:space="1" w:color="AAB4C0"/>
-        </w:pBdr>
-      </w:pPr>
-    </w:p>
-    <w:p>
-      <w:pPr>
-        <w:spacing w:before="260"/>
-        <w:pBdr>
-          <w:bottom w:val="single" w:sz="4" w:space="1" w:color="AAB4C0"/>
-        </w:pBdr>
-      </w:pPr>
-    </w:p>
-    <w:p>
-      <w:pPr>
-        <w:spacing w:before="260"/>
-        <w:pBdr>
-          <w:bottom w:val="single" w:sz="4" w:space="1" w:color="AAB4C0"/>
-        </w:pBdr>
-      </w:pPr>
-    </w:p>
-    <w:p>
-      <w:pPr>
-        <w:spacing w:before="260"/>
-        <w:pBdr>
-          <w:bottom w:val="single" w:sz="4" w:space="1" w:color="AAB4C0"/>
-        </w:pBdr>
-      </w:pPr>
-    </w:p>
+    <w:tbl>
+      <w:tblPr>
+        <w:tblStyle w:val="TableGrid"/>
+        <w:tblW w:type="auto" w:w="0"/>
+        <w:tblLook w:firstColumn="1" w:firstRow="1" w:lastColumn="0" w:lastRow="0" w:noHBand="0" w:noVBand="1" w:val="04A0"/>
+      </w:tblPr>
+      <w:tblGrid>
+        <w:gridCol w:w="8640"/>
+      </w:tblGrid>
+      <w:tr>
+        <w:trPr>
+          <w:trHeight w:val="4080" w:hRule="atLeast"/>
+        </w:trPr>
+        <w:tc>
+          <w:tcPr>
+            <w:tcW w:type="dxa" w:w="8640"/>
+          </w:tcPr>
+          <w:p>
+            <w:pPr>
+              <w:spacing w:before="40"/>
+            </w:pPr>
+          </w:p>
+        </w:tc>
+      </w:tr>
+    </w:tbl>
+    <w:p/>
     <w:p>
       <w:r>
         <w:rPr>
